--- a/auca/Sem-6/introduction to big data/group_work/week3/Exploratory_Data_Analysis_Summary.docx
+++ b/auca/Sem-6/introduction to big data/group_work/week3/Exploratory_Data_Analysis_Summary.docx
@@ -282,7 +282,7 @@
         <w:pStyle w:val="Heading1"/>
       </w:pPr>
       <w:r>
-        <w:t>4. A small example</w:t>
+        <w:t>4. Types of EDA</w:t>
       </w:r>
     </w:p>
     <w:p>
@@ -290,7 +290,145 @@
         <w:spacing w:after="140" w:line="300" w:lineRule="auto"/>
       </w:pPr>
       <w:r>
-        <w:t>Here are records from five farms. Two things look wrong at first sight: Farm D reports 5000 kg, and Farm C has no rain value.</w:t>
+        <w:t>EDA can be divided in two simple ways. The first is b</w:t>
+      </w:r>
+      <w:r>
+        <w:t>y how many things you look at</w:t>
+      </w:r>
+      <w:r>
+        <w:t xml:space="preserve"> the same time:</w:t>
+      </w:r>
+    </w:p>
+    <w:p>
+      <w:pPr>
+        <w:pStyle w:val="ListParagraph"/>
+        <w:numPr>
+          <w:ilvl w:val="0"/>
+          <w:numId w:val="2"/>
+        </w:numPr>
+        <w:spacing w:after="80" w:line="290" w:lineRule="auto"/>
+      </w:pPr>
+      <w:r>
+        <w:rPr>
+          <w:b/>
+          <w:bCs/>
+        </w:rPr>
+        <w:t xml:space="preserve">Univariate: </w:t>
+      </w:r>
+      <w:r>
+        <w:t>one thing only. Example: the bean harvest alone (smallest, biggest, average).</w:t>
+      </w:r>
+    </w:p>
+    <w:p>
+      <w:pPr>
+        <w:pStyle w:val="ListParagraph"/>
+        <w:numPr>
+          <w:ilvl w:val="0"/>
+          <w:numId w:val="2"/>
+        </w:numPr>
+        <w:spacing w:after="80" w:line="290" w:lineRule="auto"/>
+      </w:pPr>
+      <w:r>
+        <w:rPr>
+          <w:b/>
+          <w:bCs/>
+        </w:rPr>
+        <w:t xml:space="preserve">Multivariate: </w:t>
+      </w:r>
+      <w:r>
+        <w:t>three or more things together. Example: rain, soil type and harvest.</w:t>
+      </w:r>
+    </w:p>
+    <w:p>
+      <w:pPr>
+        <w:spacing w:before="100" w:after="140" w:line="300" w:lineRule="auto"/>
+      </w:pPr>
+      <w:r>
+        <w:t>The second is by how you look at them:</w:t>
+      </w:r>
+    </w:p>
+    <w:p>
+      <w:pPr>
+        <w:pStyle w:val="ListParagraph"/>
+        <w:numPr>
+          <w:ilvl w:val="0"/>
+          <w:numId w:val="2"/>
+        </w:numPr>
+        <w:spacing w:after="80" w:line="290" w:lineRule="auto"/>
+      </w:pPr>
+      <w:r>
+        <w:rPr>
+          <w:b/>
+          <w:bCs/>
+        </w:rPr>
+        <w:t xml:space="preserve">Non-graphical: </w:t>
+      </w:r>
+      <w:r>
+        <w:t>using numbers only, such as</w:t>
+      </w:r>
+      <w:r>
+        <w:t xml:space="preserve"> smallest, biggest, average, counts and tables.</w:t>
+      </w:r>
+    </w:p>
+    <w:p>
+      <w:pPr>
+        <w:pStyle w:val="ListParagraph"/>
+        <w:numPr>
+          <w:ilvl w:val="0"/>
+          <w:numId w:val="2"/>
+        </w:numPr>
+        <w:spacing w:after="80" w:line="290" w:lineRule="auto"/>
+      </w:pPr>
+      <w:r>
+        <w:rPr>
+          <w:b/>
+          <w:bCs/>
+        </w:rPr>
+        <w:t xml:space="preserve">Graphical: </w:t>
+      </w:r>
+      <w:r>
+        <w:t>using pictures, such as bar charts, line charts, scatter plots and histograms.</w:t>
+      </w:r>
+    </w:p>
+    <w:p>
+      <w:pPr>
+        <w:shd w:val="clear" w:color="auto" w:fill="EAF3DF"/>
+        <w:spacing w:before="120" w:after="160" w:line="300" w:lineRule="auto"/>
+        <w:ind w:left="200" w:right="200"/>
+      </w:pPr>
+      <w:r>
+        <w:rPr>
+          <w:b/>
+          <w:bCs/>
+          <w:color w:val="2C5F2D"/>
+        </w:rPr>
+        <w:lastRenderedPageBreak/>
+        <w:t xml:space="preserve">Together: </w:t>
+      </w:r>
+      <w:r>
+        <w:t>you can mix them. A bar chart of harvests from each farm is univariate and graphical. A scatter plot of rain</w:t>
+      </w:r>
+      <w:r>
+        <w:t xml:space="preserve"> against harvest is bivariate and graphical. Some books call any case with two or more things “multivariate”, so the names can differ, but the idea is the same.</w:t>
+      </w:r>
+    </w:p>
+    <w:p>
+      <w:pPr>
+        <w:pStyle w:val="Heading1"/>
+      </w:pPr>
+      <w:r>
+        <w:t>5. A small example</w:t>
+      </w:r>
+    </w:p>
+    <w:p>
+      <w:pPr>
+        <w:spacing w:after="140" w:line="300" w:lineRule="auto"/>
+      </w:pPr>
+      <w:r>
+        <w:t>Here are records from five farms. Two things look wrong at first sight: Farm</w:t>
+      </w:r>
+      <w:r>
+        <w:t xml:space="preserve"> D reports 5000 kg, and Farm C has no rain value.</w:t>
       </w:r>
     </w:p>
     <w:tbl>
@@ -958,7 +1096,7 @@
         <w:pStyle w:val="Heading1"/>
       </w:pPr>
       <w:r>
-        <w:t xml:space="preserve">5. The main steps of </w:t>
+        <w:t xml:space="preserve">6. The main steps of </w:t>
       </w:r>
       <w:r>
         <w:t>EDA</w:t>
@@ -1080,7 +1218,7 @@
         <w:pStyle w:val="Heading1"/>
       </w:pPr>
       <w:r>
-        <w:t>6. Simple charts that help</w:t>
+        <w:t>7. Simple charts that help</w:t>
       </w:r>
     </w:p>
     <w:p>
@@ -1169,11 +1307,13 @@
         <w:pStyle w:val="Heading1"/>
       </w:pPr>
       <w:r>
-        <w:t>7. Summary</w:t>
-      </w:r>
-    </w:p>
-    <w:p>
-      <w:pPr>
+        <w:lastRenderedPageBreak/>
+        <w:t>8. Summary</w:t>
+      </w:r>
+    </w:p>
+    <w:p>
+      <w:pPr>
+        <w:keepNext/>
         <w:spacing w:after="140" w:line="300" w:lineRule="auto"/>
       </w:pPr>
       <w:r>
@@ -1217,7 +1357,15 @@
         <w:spacing w:after="80" w:line="290" w:lineRule="auto"/>
       </w:pPr>
       <w:r>
-        <w:t xml:space="preserve">Heckert, N. and Filliben, J. (2003). </w:t>
+        <w:t xml:space="preserve">Heckert, N. and </w:t>
+      </w:r>
+      <w:proofErr w:type="spellStart"/>
+      <w:r>
+        <w:t>Filliben</w:t>
+      </w:r>
+      <w:proofErr w:type="spellEnd"/>
+      <w:r>
+        <w:t xml:space="preserve">, J. (2003). </w:t>
       </w:r>
       <w:r>
         <w:rPr>
@@ -1227,11 +1375,22 @@
         <w:t>NIST/SEMATECH e-Handbook of Statistical Methods, Chapter 1: Exploratory Data Analysis.</w:t>
       </w:r>
       <w:r>
-        <w:t xml:space="preserve"> https:/</w:t>
-      </w:r>
-      <w:r>
-        <w:t>/itl.nist.gov/div898/handbook/eda/eda.htm</w:t>
-      </w:r>
+        <w:t xml:space="preserve"> </w:t>
+      </w:r>
+      <w:hyperlink r:id="rId7" w:history="1">
+        <w:r>
+          <w:rPr>
+            <w:rStyle w:val="Hyperlink"/>
+          </w:rPr>
+          <w:t>https:/</w:t>
+        </w:r>
+        <w:r>
+          <w:rPr>
+            <w:rStyle w:val="Hyperlink"/>
+          </w:rPr>
+          <w:t>/itl.nist.gov/div898/handbook/eda/eda.htm</w:t>
+        </w:r>
+      </w:hyperlink>
     </w:p>
     <w:p>
       <w:pPr>
@@ -1264,17 +1423,66 @@
           <w:numId w:val="2"/>
         </w:numPr>
         <w:spacing w:after="80" w:line="290" w:lineRule="auto"/>
-      </w:pPr>
-      <w:r>
-        <w:t>https://youtu.be/QiqZliDXCCg?si=OYvoiU8a2lSMNZHt</w:t>
-      </w:r>
-    </w:p>
-    <w:p>
-      <w:pPr>
-        <w:spacing w:before="120"/>
-      </w:pPr>
+        <w:rPr>
+          <w:rStyle w:val="Hyperlink"/>
+        </w:rPr>
+      </w:pPr>
+      <w:r>
+        <w:t xml:space="preserve">Wikipedia: “Exploratory data analysis.” </w:t>
+      </w:r>
+      <w:r>
+        <w:fldChar w:fldCharType="begin"/>
+      </w:r>
+      <w:r>
+        <w:instrText xml:space="preserve"> HYPERLINK "https://en.wikipedia.org/wiki/Exploratory_data_analysis" </w:instrText>
+      </w:r>
+      <w:r>
+        <w:fldChar w:fldCharType="separate"/>
+      </w:r>
+      <w:r>
+        <w:rPr>
+          <w:rStyle w:val="Hyperlink"/>
+        </w:rPr>
+        <w:t>https://en.wikipedia.org/wiki/Exploratory_data_analysis</w:t>
+      </w:r>
+    </w:p>
+    <w:p>
+      <w:pPr>
+        <w:pStyle w:val="ListParagraph"/>
+        <w:numPr>
+          <w:ilvl w:val="0"/>
+          <w:numId w:val="2"/>
+        </w:numPr>
+        <w:spacing w:after="80" w:line="290" w:lineRule="auto"/>
+      </w:pPr>
+      <w:r>
+        <w:fldChar w:fldCharType="end"/>
+      </w:r>
       <w:bookmarkStart w:id="0" w:name="_GoBack"/>
       <w:bookmarkEnd w:id="0"/>
+      <w:r>
+        <w:fldChar w:fldCharType="begin"/>
+      </w:r>
+      <w:r>
+        <w:instrText xml:space="preserve"> HYPERLINK "https://youtu.be/a4KiExvYJKo?si=GRCExmFPa6YD4c5f" </w:instrText>
+      </w:r>
+      <w:r>
+        <w:fldChar w:fldCharType="separate"/>
+      </w:r>
+      <w:r>
+        <w:rPr>
+          <w:rStyle w:val="Hyperlink"/>
+        </w:rPr>
+        <w:t>https://youtu.be/a4KiExvYJKo?si=GRCExmFPa6YD4c5f</w:t>
+      </w:r>
+      <w:r>
+        <w:fldChar w:fldCharType="end"/>
+      </w:r>
+    </w:p>
+    <w:p>
+      <w:pPr>
+        <w:spacing w:before="120"/>
+      </w:pPr>
       <w:r>
         <w:rPr>
           <w:i/>
@@ -1283,21 +1491,11 @@
           <w:sz w:val="21"/>
           <w:szCs w:val="21"/>
         </w:rPr>
-        <w:t>Note: the farm numbers (beans and rain) in this summar</w:t>
-      </w:r>
-      <w:r>
-        <w:rPr>
-          <w:i/>
-          <w:iCs/>
-          <w:color w:val="3E5240"/>
-          <w:sz w:val="21"/>
-          <w:szCs w:val="21"/>
-        </w:rPr>
-        <w:t>y are made-up examples for illustration only, not real data.</w:t>
+        <w:t>Note: the farm numbers (beans and rain) in this summary are made-up examples for illustration only, not real data.</w:t>
       </w:r>
     </w:p>
     <w:sectPr>
-      <w:footerReference w:type="default" r:id="rId7"/>
+      <w:footerReference w:type="default" r:id="rId8"/>
       <w:pgSz w:w="11906" w:h="16838"/>
       <w:pgMar w:top="1300" w:right="1300" w:bottom="1200" w:left="1300" w:header="708" w:footer="708" w:gutter="0"/>
       <w:cols w:space="720"/>
@@ -1371,7 +1569,7 @@
         <w:sz w:val="18"/>
         <w:szCs w:val="18"/>
       </w:rPr>
-      <w:t>1</w:t>
+      <w:t>2</w:t>
     </w:r>
     <w:r>
       <w:rPr>
@@ -1407,219 +1605,219 @@
 <file path=word/numbering.xml><?xml version="1.0" encoding="utf-8"?>
 <w:numbering xmlns:wpc="http://schemas.microsoft.com/office/word/2010/wordprocessingCanvas" xmlns:cx="http://schemas.microsoft.com/office/drawing/2014/chartex" xmlns:mc="http://schemas.openxmlformats.org/markup-compatibility/2006" xmlns:o="urn:schemas-microsoft-com:office:office" xmlns:r="http://schemas.openxmlformats.org/officeDocument/2006/relationships" xmlns:m="http://schemas.openxmlformats.org/officeDocument/2006/math" xmlns:v="urn:schemas-microsoft-com:vml" xmlns:wp14="http://schemas.microsoft.com/office/word/2010/wordprocessingDrawing" xmlns:wp="http://schemas.openxmlformats.org/drawingml/2006/wordprocessingDrawing" xmlns:w10="urn:schemas-microsoft-com:office:word" xmlns:w="http://schemas.openxmlformats.org/wordprocessingml/2006/main" xmlns:w14="http://schemas.microsoft.com/office/word/2010/wordml" xmlns:w15="http://schemas.microsoft.com/office/word/2012/wordml" xmlns:w16se="http://schemas.microsoft.com/office/word/2015/wordml/symex" xmlns:wpg="http://schemas.microsoft.com/office/word/2010/wordprocessingGroup" xmlns:wpi="http://schemas.microsoft.com/office/word/2010/wordprocessingInk" xmlns:wne="http://schemas.microsoft.com/office/word/2006/wordml" xmlns:wps="http://schemas.microsoft.com/office/word/2010/wordprocessingShape" mc:Ignorable="w14 w15 w16se wp14">
   <w:abstractNum w:abstractNumId="0" w15:restartNumberingAfterBreak="0">
-    <w:nsid w:val="1BBC3FB3"/>
+    <w:nsid w:val="606A0216"/>
     <w:multiLevelType w:val="hybridMultilevel"/>
-    <w:tmpl w:val="FA867BCA"/>
-    <w:lvl w:ilvl="0" w:tplc="9364F380">
+    <w:tmpl w:val="65B2B2CC"/>
+    <w:lvl w:ilvl="0" w:tplc="D8188A82">
       <w:start w:val="1"/>
-      <w:numFmt w:val="bullet"/>
-      <w:lvlText w:val="•"/>
+      <w:numFmt w:val="decimal"/>
+      <w:lvlText w:val="%1."/>
       <w:lvlJc w:val="left"/>
       <w:pPr>
-        <w:ind w:left="540" w:hanging="270"/>
+        <w:ind w:left="540" w:hanging="320"/>
       </w:pPr>
     </w:lvl>
-    <w:lvl w:ilvl="1" w:tplc="057A732C">
+    <w:lvl w:ilvl="1" w:tplc="340286A6">
       <w:numFmt w:val="decimal"/>
       <w:lvlText w:val=""/>
       <w:lvlJc w:val="left"/>
     </w:lvl>
-    <w:lvl w:ilvl="2" w:tplc="DEA286F8">
+    <w:lvl w:ilvl="2" w:tplc="20D868B2">
       <w:numFmt w:val="decimal"/>
       <w:lvlText w:val=""/>
       <w:lvlJc w:val="left"/>
     </w:lvl>
-    <w:lvl w:ilvl="3" w:tplc="5F5A59DC">
+    <w:lvl w:ilvl="3" w:tplc="E182DAEC">
       <w:numFmt w:val="decimal"/>
       <w:lvlText w:val=""/>
       <w:lvlJc w:val="left"/>
     </w:lvl>
-    <w:lvl w:ilvl="4" w:tplc="DC2E566E">
+    <w:lvl w:ilvl="4" w:tplc="1BD07B08">
       <w:numFmt w:val="decimal"/>
       <w:lvlText w:val=""/>
       <w:lvlJc w:val="left"/>
     </w:lvl>
-    <w:lvl w:ilvl="5" w:tplc="17707EE6">
+    <w:lvl w:ilvl="5" w:tplc="5A1E83DC">
       <w:numFmt w:val="decimal"/>
       <w:lvlText w:val=""/>
       <w:lvlJc w:val="left"/>
     </w:lvl>
-    <w:lvl w:ilvl="6" w:tplc="D47055DE">
+    <w:lvl w:ilvl="6" w:tplc="22544828">
       <w:numFmt w:val="decimal"/>
       <w:lvlText w:val=""/>
       <w:lvlJc w:val="left"/>
     </w:lvl>
-    <w:lvl w:ilvl="7" w:tplc="77AC6792">
+    <w:lvl w:ilvl="7" w:tplc="9020B21E">
       <w:numFmt w:val="decimal"/>
       <w:lvlText w:val=""/>
       <w:lvlJc w:val="left"/>
     </w:lvl>
-    <w:lvl w:ilvl="8" w:tplc="C1825482">
+    <w:lvl w:ilvl="8" w:tplc="D4B4775E">
       <w:numFmt w:val="decimal"/>
       <w:lvlText w:val=""/>
       <w:lvlJc w:val="left"/>
     </w:lvl>
   </w:abstractNum>
   <w:abstractNum w:abstractNumId="1" w15:restartNumberingAfterBreak="0">
-    <w:nsid w:val="3936005E"/>
+    <w:nsid w:val="6C750BC8"/>
     <w:multiLevelType w:val="hybridMultilevel"/>
-    <w:tmpl w:val="997EFBE4"/>
-    <w:lvl w:ilvl="0" w:tplc="F8BE37DC">
+    <w:tmpl w:val="34502EDE"/>
+    <w:lvl w:ilvl="0" w:tplc="7274690A">
       <w:start w:val="1"/>
-      <w:numFmt w:val="decimal"/>
-      <w:lvlText w:val="%1."/>
+      <w:numFmt w:val="bullet"/>
+      <w:lvlText w:val="●"/>
       <w:lvlJc w:val="left"/>
       <w:pPr>
-        <w:ind w:left="540" w:hanging="320"/>
+        <w:ind w:left="720" w:hanging="360"/>
       </w:pPr>
     </w:lvl>
-    <w:lvl w:ilvl="1" w:tplc="7F3EF506">
+    <w:lvl w:ilvl="1" w:tplc="0EE24A4C">
+      <w:start w:val="1"/>
+      <w:numFmt w:val="bullet"/>
+      <w:lvlText w:val="○"/>
+      <w:lvlJc w:val="left"/>
+      <w:pPr>
+        <w:ind w:left="1440" w:hanging="360"/>
+      </w:pPr>
+    </w:lvl>
+    <w:lvl w:ilvl="2" w:tplc="AB6E4618">
+      <w:start w:val="1"/>
+      <w:numFmt w:val="bullet"/>
+      <w:lvlText w:val="■"/>
+      <w:lvlJc w:val="left"/>
+      <w:pPr>
+        <w:ind w:left="2160" w:hanging="360"/>
+      </w:pPr>
+    </w:lvl>
+    <w:lvl w:ilvl="3" w:tplc="914234AA">
+      <w:start w:val="1"/>
+      <w:numFmt w:val="bullet"/>
+      <w:lvlText w:val="●"/>
+      <w:lvlJc w:val="left"/>
+      <w:pPr>
+        <w:ind w:left="2880" w:hanging="360"/>
+      </w:pPr>
+    </w:lvl>
+    <w:lvl w:ilvl="4" w:tplc="D450AA5A">
+      <w:start w:val="1"/>
+      <w:numFmt w:val="bullet"/>
+      <w:lvlText w:val="○"/>
+      <w:lvlJc w:val="left"/>
+      <w:pPr>
+        <w:ind w:left="3600" w:hanging="360"/>
+      </w:pPr>
+    </w:lvl>
+    <w:lvl w:ilvl="5" w:tplc="EC7CF7F2">
+      <w:start w:val="1"/>
+      <w:numFmt w:val="bullet"/>
+      <w:lvlText w:val="■"/>
+      <w:lvlJc w:val="left"/>
+      <w:pPr>
+        <w:ind w:left="4320" w:hanging="360"/>
+      </w:pPr>
+    </w:lvl>
+    <w:lvl w:ilvl="6" w:tplc="AE00D358">
+      <w:start w:val="1"/>
+      <w:numFmt w:val="bullet"/>
+      <w:lvlText w:val="●"/>
+      <w:lvlJc w:val="left"/>
+      <w:pPr>
+        <w:ind w:left="5040" w:hanging="360"/>
+      </w:pPr>
+    </w:lvl>
+    <w:lvl w:ilvl="7" w:tplc="5BDEC80C">
+      <w:start w:val="1"/>
+      <w:numFmt w:val="bullet"/>
+      <w:lvlText w:val="●"/>
+      <w:lvlJc w:val="left"/>
+      <w:pPr>
+        <w:ind w:left="5760" w:hanging="360"/>
+      </w:pPr>
+    </w:lvl>
+    <w:lvl w:ilvl="8" w:tplc="19844EBC">
+      <w:start w:val="1"/>
+      <w:numFmt w:val="bullet"/>
+      <w:lvlText w:val="●"/>
+      <w:lvlJc w:val="left"/>
+      <w:pPr>
+        <w:ind w:left="6480" w:hanging="360"/>
+      </w:pPr>
+    </w:lvl>
+  </w:abstractNum>
+  <w:abstractNum w:abstractNumId="2" w15:restartNumberingAfterBreak="0">
+    <w:nsid w:val="740D5E53"/>
+    <w:multiLevelType w:val="hybridMultilevel"/>
+    <w:tmpl w:val="A03CC6A2"/>
+    <w:lvl w:ilvl="0" w:tplc="CB389B0A">
+      <w:start w:val="1"/>
+      <w:numFmt w:val="bullet"/>
+      <w:lvlText w:val="•"/>
+      <w:lvlJc w:val="left"/>
+      <w:pPr>
+        <w:ind w:left="540" w:hanging="270"/>
+      </w:pPr>
+    </w:lvl>
+    <w:lvl w:ilvl="1" w:tplc="4B8A580A">
       <w:numFmt w:val="decimal"/>
       <w:lvlText w:val=""/>
       <w:lvlJc w:val="left"/>
     </w:lvl>
-    <w:lvl w:ilvl="2" w:tplc="9F7E3420">
+    <w:lvl w:ilvl="2" w:tplc="F8DCCFC2">
       <w:numFmt w:val="decimal"/>
       <w:lvlText w:val=""/>
       <w:lvlJc w:val="left"/>
     </w:lvl>
-    <w:lvl w:ilvl="3" w:tplc="4120EE38">
+    <w:lvl w:ilvl="3" w:tplc="E2A21370">
       <w:numFmt w:val="decimal"/>
       <w:lvlText w:val=""/>
       <w:lvlJc w:val="left"/>
     </w:lvl>
-    <w:lvl w:ilvl="4" w:tplc="72AA8556">
+    <w:lvl w:ilvl="4" w:tplc="1C20549A">
       <w:numFmt w:val="decimal"/>
       <w:lvlText w:val=""/>
       <w:lvlJc w:val="left"/>
     </w:lvl>
-    <w:lvl w:ilvl="5" w:tplc="98F228B0">
+    <w:lvl w:ilvl="5" w:tplc="EFDC94A8">
       <w:numFmt w:val="decimal"/>
       <w:lvlText w:val=""/>
       <w:lvlJc w:val="left"/>
     </w:lvl>
-    <w:lvl w:ilvl="6" w:tplc="44DE84B4">
+    <w:lvl w:ilvl="6" w:tplc="6EC88414">
       <w:numFmt w:val="decimal"/>
       <w:lvlText w:val=""/>
       <w:lvlJc w:val="left"/>
     </w:lvl>
-    <w:lvl w:ilvl="7" w:tplc="8BA23EAA">
+    <w:lvl w:ilvl="7" w:tplc="6BC29118">
       <w:numFmt w:val="decimal"/>
       <w:lvlText w:val=""/>
       <w:lvlJc w:val="left"/>
     </w:lvl>
-    <w:lvl w:ilvl="8" w:tplc="936ACB1C">
+    <w:lvl w:ilvl="8" w:tplc="C712A6E2">
       <w:numFmt w:val="decimal"/>
       <w:lvlText w:val=""/>
       <w:lvlJc w:val="left"/>
     </w:lvl>
   </w:abstractNum>
-  <w:abstractNum w:abstractNumId="2" w15:restartNumberingAfterBreak="0">
-    <w:nsid w:val="50010A5F"/>
-    <w:multiLevelType w:val="hybridMultilevel"/>
-    <w:tmpl w:val="1E7029E4"/>
-    <w:lvl w:ilvl="0" w:tplc="80A478BE">
-      <w:start w:val="1"/>
-      <w:numFmt w:val="bullet"/>
-      <w:lvlText w:val="●"/>
-      <w:lvlJc w:val="left"/>
-      <w:pPr>
-        <w:ind w:left="720" w:hanging="360"/>
-      </w:pPr>
-    </w:lvl>
-    <w:lvl w:ilvl="1" w:tplc="998ABB70">
-      <w:start w:val="1"/>
-      <w:numFmt w:val="bullet"/>
-      <w:lvlText w:val="○"/>
-      <w:lvlJc w:val="left"/>
-      <w:pPr>
-        <w:ind w:left="1440" w:hanging="360"/>
-      </w:pPr>
-    </w:lvl>
-    <w:lvl w:ilvl="2" w:tplc="720A5D60">
-      <w:start w:val="1"/>
-      <w:numFmt w:val="bullet"/>
-      <w:lvlText w:val="■"/>
-      <w:lvlJc w:val="left"/>
-      <w:pPr>
-        <w:ind w:left="2160" w:hanging="360"/>
-      </w:pPr>
-    </w:lvl>
-    <w:lvl w:ilvl="3" w:tplc="84B0C1F4">
-      <w:start w:val="1"/>
-      <w:numFmt w:val="bullet"/>
-      <w:lvlText w:val="●"/>
-      <w:lvlJc w:val="left"/>
-      <w:pPr>
-        <w:ind w:left="2880" w:hanging="360"/>
-      </w:pPr>
-    </w:lvl>
-    <w:lvl w:ilvl="4" w:tplc="4DD2F640">
-      <w:start w:val="1"/>
-      <w:numFmt w:val="bullet"/>
-      <w:lvlText w:val="○"/>
-      <w:lvlJc w:val="left"/>
-      <w:pPr>
-        <w:ind w:left="3600" w:hanging="360"/>
-      </w:pPr>
-    </w:lvl>
-    <w:lvl w:ilvl="5" w:tplc="A9E2CB42">
-      <w:start w:val="1"/>
-      <w:numFmt w:val="bullet"/>
-      <w:lvlText w:val="■"/>
-      <w:lvlJc w:val="left"/>
-      <w:pPr>
-        <w:ind w:left="4320" w:hanging="360"/>
-      </w:pPr>
-    </w:lvl>
-    <w:lvl w:ilvl="6" w:tplc="59601BD8">
-      <w:start w:val="1"/>
-      <w:numFmt w:val="bullet"/>
-      <w:lvlText w:val="●"/>
-      <w:lvlJc w:val="left"/>
-      <w:pPr>
-        <w:ind w:left="5040" w:hanging="360"/>
-      </w:pPr>
-    </w:lvl>
-    <w:lvl w:ilvl="7" w:tplc="A972217A">
-      <w:start w:val="1"/>
-      <w:numFmt w:val="bullet"/>
-      <w:lvlText w:val="●"/>
-      <w:lvlJc w:val="left"/>
-      <w:pPr>
-        <w:ind w:left="5760" w:hanging="360"/>
-      </w:pPr>
-    </w:lvl>
-    <w:lvl w:ilvl="8" w:tplc="8684E184">
-      <w:start w:val="1"/>
-      <w:numFmt w:val="bullet"/>
-      <w:lvlText w:val="●"/>
-      <w:lvlJc w:val="left"/>
-      <w:pPr>
-        <w:ind w:left="6480" w:hanging="360"/>
-      </w:pPr>
-    </w:lvl>
-  </w:abstractNum>
   <w:num w:numId="1">
+    <w:abstractNumId w:val="1"/>
+    <w:lvlOverride w:ilvl="0">
+      <w:startOverride w:val="1"/>
+    </w:lvlOverride>
+  </w:num>
+  <w:num w:numId="2">
     <w:abstractNumId w:val="2"/>
     <w:lvlOverride w:ilvl="0">
       <w:startOverride w:val="1"/>
     </w:lvlOverride>
   </w:num>
-  <w:num w:numId="2">
+  <w:num w:numId="3">
     <w:abstractNumId w:val="0"/>
     <w:lvlOverride w:ilvl="0">
       <w:startOverride w:val="1"/>
     </w:lvlOverride>
   </w:num>
-  <w:num w:numId="3">
-    <w:abstractNumId w:val="1"/>
-    <w:lvlOverride w:ilvl="0">
-      <w:startOverride w:val="1"/>
-    </w:lvlOverride>
-  </w:num>
   <w:num w:numId="4">
-    <w:abstractNumId w:val="1"/>
+    <w:abstractNumId w:val="0"/>
     <w:lvlOverride w:ilvl="0">
       <w:startOverride w:val="1"/>
     </w:lvlOverride>
